--- a/ENTREGA TECNOLOGIA/PRIMER ENTREGA/Log de prompts - Sistema.docx
+++ b/ENTREGA TECNOLOGIA/PRIMER ENTREGA/Log de prompts - Sistema.docx
@@ -177,7 +177,6 @@
         <w:rPr>
           <w:rFonts w:ascii="Calibri" w:hAnsi="Calibri" w:cs="Calibri"/>
           <w:b/>
-          <w:color w:val="000000"/>
         </w:rPr>
         <w:t>Índice</w:t>
       </w:r>
@@ -207,7 +206,6 @@
       <w:r>
         <w:rPr>
           <w:rFonts w:ascii="Calibri" w:hAnsi="Calibri" w:cs="Calibri"/>
-          <w:color w:val="000000"/>
           <w:sz w:val="20"/>
         </w:rPr>
         <w:t>PredictIT · Trabajo Final de Ingeniería · Pettini, Patricio Ezequiel · Legajo B00072710-T1</w:t>
@@ -223,7 +221,6 @@
         <w:rPr>
           <w:rFonts w:ascii="Calibri" w:hAnsi="Calibri" w:cs="Calibri"/>
           <w:b/>
-          <w:color w:val="000000"/>
         </w:rPr>
         <w:t>1 · Qué registra este documento</w:t>
       </w:r>
@@ -400,7 +397,6 @@
         <w:rPr>
           <w:rFonts w:ascii="Calibri" w:hAnsi="Calibri" w:cs="Calibri"/>
           <w:b/>
-          <w:color w:val="000000"/>
         </w:rPr>
         <w:t>2 · Las decisiones que tomé</w:t>
       </w:r>
@@ -414,7 +410,6 @@
         <w:rPr>
           <w:rFonts w:ascii="Calibri" w:hAnsi="Calibri" w:cs="Calibri"/>
           <w:b/>
-          <w:color w:val="000000"/>
         </w:rPr>
         <w:t>2.1 · Arquitectura</w:t>
       </w:r>
@@ -469,6 +464,7 @@
             <w:tcBorders>
               <w:bottom w:val="single" w:sz="18" w:space="0" w:color="000000"/>
             </w:tcBorders>
+            <w:shd w:val="clear" w:color="auto" w:fill="DDEBF7"/>
           </w:tcPr>
           <w:p>
             <w:pPr>
@@ -498,6 +494,7 @@
             <w:tcBorders>
               <w:bottom w:val="single" w:sz="18" w:space="0" w:color="000000"/>
             </w:tcBorders>
+            <w:shd w:val="clear" w:color="auto" w:fill="DDEBF7"/>
           </w:tcPr>
           <w:p>
             <w:pPr>
@@ -527,6 +524,7 @@
             <w:tcBorders>
               <w:bottom w:val="single" w:sz="18" w:space="0" w:color="000000"/>
             </w:tcBorders>
+            <w:shd w:val="clear" w:color="auto" w:fill="DDEBF7"/>
           </w:tcPr>
           <w:p>
             <w:pPr>
@@ -1081,7 +1079,6 @@
         <w:rPr>
           <w:rFonts w:ascii="Calibri" w:hAnsi="Calibri" w:cs="Calibri"/>
           <w:b/>
-          <w:color w:val="000000"/>
         </w:rPr>
         <w:t>2.2 · El motor predictivo</w:t>
       </w:r>
@@ -1135,6 +1132,7 @@
             <w:tcBorders>
               <w:bottom w:val="single" w:sz="18" w:space="0" w:color="000000"/>
             </w:tcBorders>
+            <w:shd w:val="clear" w:color="auto" w:fill="DDEBF7"/>
           </w:tcPr>
           <w:p>
             <w:pPr>
@@ -1164,6 +1162,7 @@
             <w:tcBorders>
               <w:bottom w:val="single" w:sz="18" w:space="0" w:color="000000"/>
             </w:tcBorders>
+            <w:shd w:val="clear" w:color="auto" w:fill="DDEBF7"/>
           </w:tcPr>
           <w:p>
             <w:pPr>
@@ -1406,7 +1405,6 @@
         <w:rPr>
           <w:rFonts w:ascii="Calibri" w:hAnsi="Calibri" w:cs="Calibri"/>
           <w:b/>
-          <w:color w:val="000000"/>
         </w:rPr>
         <w:t>2.3 · Verificación y calidad</w:t>
       </w:r>
@@ -1449,6 +1447,7 @@
             <w:tcBorders>
               <w:bottom w:val="single" w:sz="18" w:space="0" w:color="000000"/>
             </w:tcBorders>
+            <w:shd w:val="clear" w:color="auto" w:fill="DDEBF7"/>
           </w:tcPr>
           <w:p>
             <w:pPr>
@@ -1478,6 +1477,7 @@
             <w:tcBorders>
               <w:bottom w:val="single" w:sz="18" w:space="0" w:color="000000"/>
             </w:tcBorders>
+            <w:shd w:val="clear" w:color="auto" w:fill="DDEBF7"/>
           </w:tcPr>
           <w:p>
             <w:pPr>
@@ -1800,7 +1800,6 @@
         <w:rPr>
           <w:rFonts w:ascii="Calibri" w:hAnsi="Calibri" w:cs="Calibri"/>
           <w:b/>
-          <w:color w:val="000000"/>
         </w:rPr>
         <w:t>2.4 · Qué supone cada decisión en el código</w:t>
       </w:r>
@@ -1866,6 +1865,7 @@
             <w:tcBorders>
               <w:bottom w:val="single" w:sz="18" w:space="0" w:color="000000"/>
             </w:tcBorders>
+            <w:shd w:val="clear" w:color="auto" w:fill="DDEBF7"/>
           </w:tcPr>
           <w:p>
             <w:pPr>
@@ -1895,6 +1895,7 @@
             <w:tcBorders>
               <w:bottom w:val="single" w:sz="18" w:space="0" w:color="000000"/>
             </w:tcBorders>
+            <w:shd w:val="clear" w:color="auto" w:fill="DDEBF7"/>
           </w:tcPr>
           <w:p>
             <w:pPr>
@@ -2867,7 +2868,6 @@
         <w:rPr>
           <w:rFonts w:ascii="Calibri" w:hAnsi="Calibri" w:cs="Calibri"/>
           <w:b/>
-          <w:color w:val="000000"/>
         </w:rPr>
         <w:t>3 · Correcciones que hice sobre lo que la herramienta produjo</w:t>
       </w:r>
@@ -2923,6 +2923,7 @@
             <w:tcBorders>
               <w:bottom w:val="single" w:sz="18" w:space="0" w:color="000000"/>
             </w:tcBorders>
+            <w:shd w:val="clear" w:color="auto" w:fill="DDEBF7"/>
           </w:tcPr>
           <w:p>
             <w:pPr>
@@ -2952,6 +2953,7 @@
             <w:tcBorders>
               <w:bottom w:val="single" w:sz="18" w:space="0" w:color="000000"/>
             </w:tcBorders>
+            <w:shd w:val="clear" w:color="auto" w:fill="DDEBF7"/>
           </w:tcPr>
           <w:p>
             <w:pPr>
@@ -2981,6 +2983,7 @@
             <w:tcBorders>
               <w:bottom w:val="single" w:sz="18" w:space="0" w:color="000000"/>
             </w:tcBorders>
+            <w:shd w:val="clear" w:color="auto" w:fill="DDEBF7"/>
           </w:tcPr>
           <w:p>
             <w:pPr>
@@ -3010,6 +3013,7 @@
             <w:tcBorders>
               <w:bottom w:val="single" w:sz="18" w:space="0" w:color="000000"/>
             </w:tcBorders>
+            <w:shd w:val="clear" w:color="auto" w:fill="DDEBF7"/>
           </w:tcPr>
           <w:p>
             <w:pPr>
@@ -3692,7 +3696,6 @@
         <w:rPr>
           <w:rFonts w:ascii="Calibri" w:hAnsi="Calibri" w:cs="Calibri"/>
           <w:b/>
-          <w:color w:val="000000"/>
         </w:rPr>
         <w:t>4 · Lo que hice a mano</w:t>
       </w:r>
@@ -3717,7 +3720,6 @@
         <w:rPr>
           <w:rFonts w:ascii="Calibri" w:hAnsi="Calibri" w:cs="Calibri"/>
           <w:b/>
-          <w:color w:val="000000"/>
         </w:rPr>
         <w:t>El modelo de Enterprise Architect</w:t>
       </w:r>
@@ -3801,7 +3803,6 @@
         <w:rPr>
           <w:rFonts w:ascii="Calibri" w:hAnsi="Calibri" w:cs="Calibri"/>
           <w:b/>
-          <w:color w:val="000000"/>
         </w:rPr>
         <w:t>El sabado 5 de septiembre</w:t>
       </w:r>
@@ -3826,7 +3827,6 @@
         <w:rPr>
           <w:rFonts w:ascii="Calibri" w:hAnsi="Calibri" w:cs="Calibri"/>
           <w:b/>
-          <w:color w:val="000000"/>
         </w:rPr>
         <w:t>El documento dejo de generarse</w:t>
       </w:r>
@@ -3874,7 +3874,6 @@
         <w:rPr>
           <w:rFonts w:ascii="Calibri" w:hAnsi="Calibri" w:cs="Calibri"/>
           <w:b/>
-          <w:color w:val="000000"/>
         </w:rPr>
         <w:t>El diseno de la interfaz</w:t>
       </w:r>
@@ -3911,7 +3910,6 @@
         <w:rPr>
           <w:rFonts w:ascii="Calibri" w:hAnsi="Calibri" w:cs="Calibri"/>
           <w:b/>
-          <w:color w:val="000000"/>
         </w:rPr>
         <w:t>Lo que audite leyendo, no ejecutando</w:t>
       </w:r>
@@ -3937,7 +3935,6 @@
         <w:rPr>
           <w:rFonts w:ascii="Calibri" w:hAnsi="Calibri" w:cs="Calibri"/>
           <w:b/>
-          <w:color w:val="000000"/>
         </w:rPr>
         <w:t>5 · Y del otro lado: qué encontró la herramienta</w:t>
       </w:r>
@@ -4017,7 +4014,6 @@
         <w:rPr>
           <w:rFonts w:ascii="Calibri" w:hAnsi="Calibri" w:cs="Calibri"/>
           <w:b/>
-          <w:color w:val="000000"/>
         </w:rPr>
         <w:t>6 · Apéndice: las decisiones, una por una</w:t>
       </w:r>
@@ -4077,7 +4073,6 @@
         <w:rPr>
           <w:rFonts w:ascii="Calibri" w:hAnsi="Calibri" w:cs="Calibri"/>
           <w:b/>
-          <w:color w:val="000000"/>
         </w:rPr>
         <w:t>6.1 · La arquitectura base</w:t>
       </w:r>
@@ -4091,7 +4086,6 @@
         <w:rPr>
           <w:rFonts w:ascii="Calibri" w:hAnsi="Calibri" w:cs="Calibri"/>
           <w:b/>
-          <w:color w:val="000000"/>
         </w:rPr>
         <w:t>C# y ASP.NET Core, en lugar del Java y Spring Boot que fija el documento · ADR 0002</w:t>
       </w:r>
@@ -4274,7 +4268,6 @@
         <w:rPr>
           <w:rFonts w:ascii="Calibri" w:hAnsi="Calibri" w:cs="Calibri"/>
           <w:b/>
-          <w:color w:val="000000"/>
         </w:rPr>
         <w:t>Dos bases de datos con cadenas separadas · ADR 0003</w:t>
       </w:r>
@@ -4493,7 +4486,6 @@
         <w:rPr>
           <w:rFonts w:ascii="Calibri" w:hAnsi="Calibri" w:cs="Calibri"/>
           <w:b/>
-          <w:color w:val="000000"/>
         </w:rPr>
         <w:t>ADO.NET con DAO explícito, no Entity Framework · ADR 0004</w:t>
       </w:r>
@@ -4707,7 +4699,6 @@
         <w:rPr>
           <w:rFonts w:ascii="Calibri" w:hAnsi="Calibri" w:cs="Calibri"/>
           <w:b/>
-          <w:color w:val="000000"/>
         </w:rPr>
         <w:t>Multi-organización desde el modelo de datos · ADR 0005</w:t>
       </w:r>
@@ -4820,7 +4811,6 @@
         <w:rPr>
           <w:rFonts w:ascii="Calibri" w:hAnsi="Calibri" w:cs="Calibri"/>
           <w:b/>
-          <w:color w:val="000000"/>
         </w:rPr>
         <w:t>Identidad propia, sin gestor externo · ADR 0014</w:t>
       </w:r>
@@ -4921,7 +4911,6 @@
         <w:rPr>
           <w:rFonts w:ascii="Calibri" w:hAnsi="Calibri" w:cs="Calibri"/>
           <w:b/>
-          <w:color w:val="000000"/>
         </w:rPr>
         <w:t>6.2 · El dominio y el motor predictivo</w:t>
       </w:r>
@@ -4935,7 +4924,6 @@
         <w:rPr>
           <w:rFonts w:ascii="Calibri" w:hAnsi="Calibri" w:cs="Calibri"/>
           <w:b/>
-          <w:color w:val="000000"/>
         </w:rPr>
         <w:t>Proveedor de IA conmutable, con asignación de respaldo · ADR 0006</w:t>
       </w:r>
@@ -5106,7 +5094,6 @@
         <w:rPr>
           <w:rFonts w:ascii="Calibri" w:hAnsi="Calibri" w:cs="Calibri"/>
           <w:b/>
-          <w:color w:val="000000"/>
         </w:rPr>
         <w:t>Reglas predictivas parametrizadas, resueltas con estrategias · ADR 0007</w:t>
       </w:r>
@@ -5267,7 +5254,6 @@
         <w:rPr>
           <w:rFonts w:ascii="Calibri" w:hAnsi="Calibri" w:cs="Calibri"/>
           <w:b/>
-          <w:color w:val="000000"/>
         </w:rPr>
         <w:t>El motor se dispara solo · ADR 0011</w:t>
       </w:r>
@@ -5356,7 +5342,6 @@
         <w:rPr>
           <w:rFonts w:ascii="Calibri" w:hAnsi="Calibri" w:cs="Calibri"/>
           <w:b/>
-          <w:color w:val="000000"/>
         </w:rPr>
         <w:t>La máquina de estados de la incidencia vive en la BLL · ADR 0012</w:t>
       </w:r>
@@ -5534,7 +5519,6 @@
         <w:rPr>
           <w:rFonts w:ascii="Calibri" w:hAnsi="Calibri" w:cs="Calibri"/>
           <w:b/>
-          <w:color w:val="000000"/>
         </w:rPr>
         <w:t>Reportes en PDF generados en el servidor · ADR 0013</w:t>
       </w:r>
@@ -5594,7 +5578,6 @@
         <w:rPr>
           <w:rFonts w:ascii="Calibri" w:hAnsi="Calibri" w:cs="Calibri"/>
           <w:b/>
-          <w:color w:val="000000"/>
         </w:rPr>
         <w:t>6.3 · Seguridad y operación</w:t>
       </w:r>
@@ -5608,7 +5591,6 @@
         <w:rPr>
           <w:rFonts w:ascii="Calibri" w:hAnsi="Calibri" w:cs="Calibri"/>
           <w:b/>
-          <w:color w:val="000000"/>
         </w:rPr>
         <w:t>Cifrado reversible, separado del hash de contraseñas · ADR 0010</w:t>
       </w:r>
@@ -5733,7 +5715,6 @@
         <w:rPr>
           <w:rFonts w:ascii="Calibri" w:hAnsi="Calibri" w:cs="Calibri"/>
           <w:b/>
-          <w:color w:val="000000"/>
         </w:rPr>
         <w:t>Patrones de resiliencia, acotados a dos puntos · ADR 0009</w:t>
       </w:r>
@@ -5776,7 +5757,6 @@
         <w:rPr>
           <w:rFonts w:ascii="Calibri" w:hAnsi="Calibri" w:cs="Calibri"/>
           <w:b/>
-          <w:color w:val="000000"/>
         </w:rPr>
         <w:t>El nivel de verificación es superior al estándar, a propósito · ADR 0008</w:t>
       </w:r>
@@ -5848,7 +5828,6 @@
         <w:rPr>
           <w:rFonts w:ascii="Calibri" w:hAnsi="Calibri" w:cs="Calibri"/>
           <w:b/>
-          <w:color w:val="000000"/>
         </w:rPr>
         <w:t>Métricas en formato Prometheus, sin stack propio · ADR 0015</w:t>
       </w:r>
@@ -5891,7 +5870,6 @@
         <w:rPr>
           <w:rFonts w:ascii="Calibri" w:hAnsi="Calibri" w:cs="Calibri"/>
           <w:b/>
-          <w:color w:val="000000"/>
         </w:rPr>
         <w:t>6.4 · Decisiones de código que no llevan ADR</w:t>
       </w:r>
@@ -5945,6 +5923,7 @@
             <w:tcBorders>
               <w:bottom w:val="single" w:sz="18" w:space="0" w:color="000000"/>
             </w:tcBorders>
+            <w:shd w:val="clear" w:color="auto" w:fill="DDEBF7"/>
           </w:tcPr>
           <w:p>
             <w:pPr>
@@ -5974,6 +5953,7 @@
             <w:tcBorders>
               <w:bottom w:val="single" w:sz="18" w:space="0" w:color="000000"/>
             </w:tcBorders>
+            <w:shd w:val="clear" w:color="auto" w:fill="DDEBF7"/>
           </w:tcPr>
           <w:p>
             <w:pPr>
@@ -6439,7 +6419,6 @@
         <w:rPr>
           <w:rFonts w:ascii="Calibri" w:hAnsi="Calibri" w:cs="Calibri"/>
           <w:b/>
-          <w:color w:val="000000"/>
         </w:rPr>
         <w:t>6.5 · Cómo audito la construcción</w:t>
       </w:r>

--- a/ENTREGA TECNOLOGIA/PRIMER ENTREGA/Log de prompts - Sistema.docx
+++ b/ENTREGA TECNOLOGIA/PRIMER ENTREGA/Log de prompts - Sistema.docx
@@ -6589,6 +6589,8 @@
     <w:sectPr>
       <w:headerReference w:type="default" r:id="rId70"/>
       <w:footerReference w:type="default" r:id="rId71"/>
+      <w:headerReference w:type="first" r:id="rId166"/>
+      <w:headerReference w:type="even" r:id="rId167"/>
       <w:pgSz w:w="12240" w:h="15840"/>
       <w:pgMar w:top="1440" w:right="1440" w:bottom="1440" w:left="1440" w:header="708" w:footer="708" w:gutter="0"/>
       <w:cols w:space="708"/>
@@ -6999,7 +7001,7 @@
               <w:sz w:val="22"/>
               <w:szCs w:val="22"/>
             </w:rPr>
-            <w:t>13</w:t>
+            <w:t>18/09/2026</w:t>
           </w:r>
           <w:r>
             <w:rPr>
@@ -7007,7 +7009,7 @@
               <w:sz w:val="22"/>
               <w:szCs w:val="22"/>
             </w:rPr>
-            <w:t>/</w:t>
+            <w:t/>
           </w:r>
           <w:r>
             <w:rPr>
@@ -7015,7 +7017,7 @@
               <w:sz w:val="22"/>
               <w:szCs w:val="22"/>
             </w:rPr>
-            <w:t>06</w:t>
+            <w:t/>
           </w:r>
           <w:r>
             <w:rPr>
@@ -7023,7 +7025,7 @@
               <w:sz w:val="22"/>
               <w:szCs w:val="22"/>
             </w:rPr>
-            <w:t>/2026</w:t>
+            <w:t/>
           </w:r>
         </w:p>
       </w:tc>
@@ -7494,6 +7496,26 @@
   <w:p>
     <w:pPr>
       <w:pStyle w:val="Encabezado"/>
+    </w:pPr>
+  </w:p>
+</w:hdr>
+</file>
+
+<file path=word/header2.xml><?xml version="1.0" encoding="utf-8"?>
+<w:hdr xmlns:m="http://schemas.openxmlformats.org/officeDocument/2006/math" xmlns:mc="http://schemas.openxmlformats.org/markup-compatibility/2006" xmlns:mo="http://schemas.microsoft.com/office/mac/office/2008/main" xmlns:mv="urn:schemas-microsoft-com:mac:vml" xmlns:o="urn:schemas-microsoft-com:office:office" xmlns:r="http://schemas.openxmlformats.org/officeDocument/2006/relationships" xmlns:v="urn:schemas-microsoft-com:vml" xmlns:w10="urn:schemas-microsoft-com:office:word" xmlns:w14="http://schemas.microsoft.com/office/word/2010/wordml" xmlns:w="http://schemas.openxmlformats.org/wordprocessingml/2006/main" xmlns:wne="http://schemas.microsoft.com/office/word/2006/wordml" xmlns:wp14="http://schemas.microsoft.com/office/word/2010/wordprocessingDrawing" xmlns:wp="http://schemas.openxmlformats.org/drawingml/2006/wordprocessingDrawing" xmlns:wpc="http://schemas.microsoft.com/office/word/2010/wordprocessingCanvas" xmlns:wpg="http://schemas.microsoft.com/office/word/2010/wordprocessingGroup" xmlns:wpi="http://schemas.microsoft.com/office/word/2010/wordprocessingInk" xmlns:wps="http://schemas.microsoft.com/office/word/2010/wordprocessingShape" mc:Ignorable="w14 wp14">
+  <w:p>
+    <w:pPr>
+      <w:pStyle w:val="Header"/>
+    </w:pPr>
+  </w:p>
+</w:hdr>
+</file>
+
+<file path=word/header3.xml><?xml version="1.0" encoding="utf-8"?>
+<w:hdr xmlns:m="http://schemas.openxmlformats.org/officeDocument/2006/math" xmlns:mc="http://schemas.openxmlformats.org/markup-compatibility/2006" xmlns:mo="http://schemas.microsoft.com/office/mac/office/2008/main" xmlns:mv="urn:schemas-microsoft-com:mac:vml" xmlns:o="urn:schemas-microsoft-com:office:office" xmlns:r="http://schemas.openxmlformats.org/officeDocument/2006/relationships" xmlns:v="urn:schemas-microsoft-com:vml" xmlns:w10="urn:schemas-microsoft-com:office:word" xmlns:w14="http://schemas.microsoft.com/office/word/2010/wordml" xmlns:w="http://schemas.openxmlformats.org/wordprocessingml/2006/main" xmlns:wne="http://schemas.microsoft.com/office/word/2006/wordml" xmlns:wp14="http://schemas.microsoft.com/office/word/2010/wordprocessingDrawing" xmlns:wp="http://schemas.openxmlformats.org/drawingml/2006/wordprocessingDrawing" xmlns:wpc="http://schemas.microsoft.com/office/word/2010/wordprocessingCanvas" xmlns:wpg="http://schemas.microsoft.com/office/word/2010/wordprocessingGroup" xmlns:wpi="http://schemas.microsoft.com/office/word/2010/wordprocessingInk" xmlns:wps="http://schemas.microsoft.com/office/word/2010/wordprocessingShape" mc:Ignorable="w14 wp14">
+  <w:p>
+    <w:pPr>
+      <w:pStyle w:val="Header"/>
     </w:pPr>
   </w:p>
 </w:hdr>
